--- a/Informe base de datos no estructuradas.docx
+++ b/Informe base de datos no estructuradas.docx
@@ -360,6 +360,68 @@
         <w:rPr>
           <w:lang w:val="es-CL"/>
         </w:rPr>
+        <w:t>“n</w:t>
+      </w:r>
+      <w:r>
+        <w:rPr>
+          <w:lang w:val="es-CL"/>
+        </w:rPr>
+        <w:t>ombre”: “Juan”,</w:t>
+      </w:r>
+    </w:p>
+    <w:p>
+      <w:pPr>
+        <w:pStyle w:val="Prrafodelista"/>
+        <w:rPr>
+          <w:lang w:val="es-CL"/>
+        </w:rPr>
+      </w:pPr>
+      <w:r>
+        <w:rPr>
+          <w:lang w:val="es-CL"/>
+        </w:rPr>
+        <w:t>“apellido</w:t>
+      </w:r>
+      <w:proofErr w:type="gramStart"/>
+      <w:r>
+        <w:rPr>
+          <w:lang w:val="es-CL"/>
+        </w:rPr>
+        <w:t>” :</w:t>
+      </w:r>
+      <w:proofErr w:type="gramEnd"/>
+      <w:r>
+        <w:rPr>
+          <w:lang w:val="es-CL"/>
+        </w:rPr>
+        <w:t xml:space="preserve"> “</w:t>
+      </w:r>
+      <w:proofErr w:type="spellStart"/>
+      <w:r>
+        <w:rPr>
+          <w:lang w:val="es-CL"/>
+        </w:rPr>
+        <w:t>Peréz</w:t>
+      </w:r>
+      <w:proofErr w:type="spellEnd"/>
+      <w:r>
+        <w:rPr>
+          <w:lang w:val="es-CL"/>
+        </w:rPr>
+        <w:t>”,</w:t>
+      </w:r>
+    </w:p>
+    <w:p>
+      <w:pPr>
+        <w:pStyle w:val="Prrafodelista"/>
+        <w:rPr>
+          <w:lang w:val="es-CL"/>
+        </w:rPr>
+      </w:pPr>
+      <w:r>
+        <w:rPr>
+          <w:lang w:val="es-CL"/>
+        </w:rPr>
         <w:t>“estado”: “completado”,</w:t>
       </w:r>
     </w:p>
@@ -514,97 +576,49 @@
         <w:rPr>
           <w:lang w:val="es-CL"/>
         </w:rPr>
-        <w:t>”: “</w:t>
-      </w:r>
-      <w:r>
-        <w:rPr>
-          <w:lang w:val="es-CL"/>
-        </w:rPr>
-        <w:t>PROD_05</w:t>
-      </w:r>
-      <w:r>
-        <w:rPr>
-          <w:lang w:val="es-CL"/>
-        </w:rPr>
-        <w:t>”,</w:t>
-      </w:r>
-    </w:p>
-    <w:p>
-      <w:pPr>
-        <w:pStyle w:val="Prrafodelista"/>
-        <w:rPr>
-          <w:lang w:val="es-CL"/>
-        </w:rPr>
-      </w:pPr>
-      <w:r>
-        <w:rPr>
-          <w:lang w:val="es-CL"/>
-        </w:rPr>
-        <w:t>“nombre”: “</w:t>
-      </w:r>
-      <w:r>
-        <w:rPr>
-          <w:lang w:val="es-CL"/>
-        </w:rPr>
-        <w:t>Calcetines Deportivos</w:t>
-      </w:r>
-      <w:r>
-        <w:rPr>
-          <w:lang w:val="es-CL"/>
-        </w:rPr>
-        <w:t>”,</w:t>
-      </w:r>
-    </w:p>
-    <w:p>
-      <w:pPr>
-        <w:pStyle w:val="Prrafodelista"/>
-        <w:rPr>
-          <w:lang w:val="es-CL"/>
-        </w:rPr>
-      </w:pPr>
-      <w:r>
-        <w:rPr>
-          <w:lang w:val="es-CL"/>
-        </w:rPr>
-        <w:t>“cantidad”</w:t>
-      </w:r>
-      <w:r>
-        <w:rPr>
-          <w:lang w:val="es-CL"/>
-        </w:rPr>
-        <w:t>: 3</w:t>
-      </w:r>
-      <w:r>
-        <w:rPr>
-          <w:lang w:val="es-CL"/>
-        </w:rPr>
-        <w:t>,</w:t>
-      </w:r>
-    </w:p>
-    <w:p>
-      <w:pPr>
-        <w:pStyle w:val="Prrafodelista"/>
-        <w:rPr>
-          <w:lang w:val="es-CL"/>
-        </w:rPr>
-      </w:pPr>
-      <w:r>
-        <w:rPr>
-          <w:lang w:val="es-CL"/>
-        </w:rPr>
-        <w:t xml:space="preserve">“precio”: </w:t>
-      </w:r>
-      <w:r>
-        <w:rPr>
-          <w:lang w:val="es-CL"/>
-        </w:rPr>
-        <w:t>5.5</w:t>
-      </w:r>
-      <w:r>
-        <w:rPr>
-          <w:lang w:val="es-CL"/>
-        </w:rPr>
-        <w:t>0</w:t>
+        <w:t>”: “PROD_05”,</w:t>
+      </w:r>
+    </w:p>
+    <w:p>
+      <w:pPr>
+        <w:pStyle w:val="Prrafodelista"/>
+        <w:rPr>
+          <w:lang w:val="es-CL"/>
+        </w:rPr>
+      </w:pPr>
+      <w:r>
+        <w:rPr>
+          <w:lang w:val="es-CL"/>
+        </w:rPr>
+        <w:t>“nombre”: “Calcetines Deportivos”,</w:t>
+      </w:r>
+    </w:p>
+    <w:p>
+      <w:pPr>
+        <w:pStyle w:val="Prrafodelista"/>
+        <w:rPr>
+          <w:lang w:val="es-CL"/>
+        </w:rPr>
+      </w:pPr>
+      <w:r>
+        <w:rPr>
+          <w:lang w:val="es-CL"/>
+        </w:rPr>
+        <w:t>“cantidad”: 3,</w:t>
+      </w:r>
+    </w:p>
+    <w:p>
+      <w:pPr>
+        <w:pStyle w:val="Prrafodelista"/>
+        <w:rPr>
+          <w:lang w:val="es-CL"/>
+        </w:rPr>
+      </w:pPr>
+      <w:r>
+        <w:rPr>
+          <w:lang w:val="es-CL"/>
+        </w:rPr>
+        <w:t>“precio”: 5.50</w:t>
       </w:r>
     </w:p>
     <w:p>
@@ -770,6 +784,333 @@
         <w:rPr>
           <w:lang w:val="es-CL"/>
         </w:rPr>
+        <w:t>“precio”: 89.90,</w:t>
+      </w:r>
+    </w:p>
+    <w:p>
+      <w:pPr>
+        <w:pStyle w:val="Prrafodelista"/>
+        <w:rPr>
+          <w:lang w:val="es-CL"/>
+        </w:rPr>
+      </w:pPr>
+      <w:r>
+        <w:rPr>
+          <w:lang w:val="es-CL"/>
+        </w:rPr>
+        <w:t>“categoría”: “Calzado”,</w:t>
+      </w:r>
+    </w:p>
+    <w:p>
+      <w:pPr>
+        <w:pStyle w:val="Prrafodelista"/>
+        <w:rPr>
+          <w:lang w:val="es-CL"/>
+        </w:rPr>
+      </w:pPr>
+      <w:r>
+        <w:rPr>
+          <w:lang w:val="es-CL"/>
+        </w:rPr>
+        <w:t>“descripción”: “Zapatillas ligeras para asfalto”</w:t>
+      </w:r>
+    </w:p>
+    <w:p>
+      <w:pPr>
+        <w:pStyle w:val="Prrafodelista"/>
+        <w:rPr>
+          <w:lang w:val="es-CL"/>
+        </w:rPr>
+      </w:pPr>
+      <w:r>
+        <w:rPr>
+          <w:lang w:val="es-CL"/>
+        </w:rPr>
+        <w:t>}</w:t>
+      </w:r>
+    </w:p>
+    <w:p>
+      <w:pPr>
+        <w:pStyle w:val="Prrafodelista"/>
+        <w:rPr>
+          <w:lang w:val="es-CL"/>
+        </w:rPr>
+      </w:pPr>
+    </w:p>
+    <w:p>
+      <w:pPr>
+        <w:pStyle w:val="Prrafodelista"/>
+        <w:numPr>
+          <w:ilvl w:val="0"/>
+          <w:numId w:val="1"/>
+        </w:numPr>
+        <w:rPr>
+          <w:lang w:val="es-CL"/>
+        </w:rPr>
+      </w:pPr>
+      <w:r>
+        <w:rPr>
+          <w:lang w:val="es-CL"/>
+        </w:rPr>
+        <w:lastRenderedPageBreak/>
+        <w:t>Colección: Detalle del pedido</w:t>
+      </w:r>
+    </w:p>
+    <w:p>
+      <w:pPr>
+        <w:pStyle w:val="Prrafodelista"/>
+        <w:rPr>
+          <w:lang w:val="es-CL"/>
+        </w:rPr>
+      </w:pPr>
+      <w:r>
+        <w:rPr>
+          <w:lang w:val="es-CL"/>
+        </w:rPr>
+        <w:t>{</w:t>
+      </w:r>
+    </w:p>
+    <w:p>
+      <w:pPr>
+        <w:pStyle w:val="Prrafodelista"/>
+        <w:rPr>
+          <w:lang w:val="es-CL"/>
+        </w:rPr>
+      </w:pPr>
+      <w:r>
+        <w:rPr>
+          <w:lang w:val="es-CL"/>
+        </w:rPr>
+        <w:t>“</w:t>
+      </w:r>
+      <w:proofErr w:type="spellStart"/>
+      <w:r>
+        <w:rPr>
+          <w:lang w:val="es-CL"/>
+        </w:rPr>
+        <w:t>id_detalle</w:t>
+      </w:r>
+      <w:proofErr w:type="spellEnd"/>
+      <w:r>
+        <w:rPr>
+          <w:lang w:val="es-CL"/>
+        </w:rPr>
+        <w:t>”: “DET_001”,</w:t>
+      </w:r>
+    </w:p>
+    <w:p>
+      <w:pPr>
+        <w:pStyle w:val="Prrafodelista"/>
+        <w:rPr>
+          <w:lang w:val="es-CL"/>
+        </w:rPr>
+      </w:pPr>
+      <w:r>
+        <w:rPr>
+          <w:lang w:val="es-CL"/>
+        </w:rPr>
+        <w:t>“</w:t>
+      </w:r>
+      <w:proofErr w:type="spellStart"/>
+      <w:r>
+        <w:rPr>
+          <w:lang w:val="es-CL"/>
+        </w:rPr>
+        <w:t>id_pedido</w:t>
+      </w:r>
+      <w:proofErr w:type="spellEnd"/>
+      <w:r>
+        <w:rPr>
+          <w:lang w:val="es-CL"/>
+        </w:rPr>
+        <w:t>”: “P5001”,</w:t>
+      </w:r>
+    </w:p>
+    <w:p>
+      <w:pPr>
+        <w:pStyle w:val="Prrafodelista"/>
+        <w:rPr>
+          <w:lang w:val="es-CL"/>
+        </w:rPr>
+      </w:pPr>
+      <w:r>
+        <w:rPr>
+          <w:lang w:val="es-CL"/>
+        </w:rPr>
+        <w:t>“FECHA”: “25-10-2023”,</w:t>
+      </w:r>
+    </w:p>
+    <w:p>
+      <w:pPr>
+        <w:pStyle w:val="Prrafodelista"/>
+        <w:rPr>
+          <w:lang w:val="es-CL"/>
+        </w:rPr>
+      </w:pPr>
+      <w:r>
+        <w:rPr>
+          <w:lang w:val="es-CL"/>
+        </w:rPr>
+        <w:t>“</w:t>
+      </w:r>
+      <w:proofErr w:type="spellStart"/>
+      <w:r>
+        <w:rPr>
+          <w:lang w:val="es-CL"/>
+        </w:rPr>
+        <w:t>id_cliente</w:t>
+      </w:r>
+      <w:proofErr w:type="spellEnd"/>
+      <w:r>
+        <w:rPr>
+          <w:lang w:val="es-CL"/>
+        </w:rPr>
+        <w:t>”: “C101”,</w:t>
+      </w:r>
+    </w:p>
+    <w:p>
+      <w:pPr>
+        <w:pStyle w:val="Prrafodelista"/>
+        <w:rPr>
+          <w:lang w:val="es-CL"/>
+        </w:rPr>
+      </w:pPr>
+      <w:r>
+        <w:rPr>
+          <w:lang w:val="es-CL"/>
+        </w:rPr>
+        <w:t>“n</w:t>
+      </w:r>
+      <w:r>
+        <w:rPr>
+          <w:lang w:val="es-CL"/>
+        </w:rPr>
+        <w:t>ombre”: “Juan”,</w:t>
+      </w:r>
+    </w:p>
+    <w:p>
+      <w:pPr>
+        <w:pStyle w:val="Prrafodelista"/>
+        <w:rPr>
+          <w:lang w:val="es-CL"/>
+        </w:rPr>
+      </w:pPr>
+      <w:r>
+        <w:rPr>
+          <w:lang w:val="es-CL"/>
+        </w:rPr>
+        <w:t>“apellido</w:t>
+      </w:r>
+      <w:proofErr w:type="gramStart"/>
+      <w:r>
+        <w:rPr>
+          <w:lang w:val="es-CL"/>
+        </w:rPr>
+        <w:t>” :</w:t>
+      </w:r>
+      <w:proofErr w:type="gramEnd"/>
+      <w:r>
+        <w:rPr>
+          <w:lang w:val="es-CL"/>
+        </w:rPr>
+        <w:t xml:space="preserve"> “</w:t>
+      </w:r>
+      <w:proofErr w:type="spellStart"/>
+      <w:r>
+        <w:rPr>
+          <w:lang w:val="es-CL"/>
+        </w:rPr>
+        <w:t>Peréz</w:t>
+      </w:r>
+      <w:proofErr w:type="spellEnd"/>
+      <w:r>
+        <w:rPr>
+          <w:lang w:val="es-CL"/>
+        </w:rPr>
+        <w:t>”,</w:t>
+      </w:r>
+    </w:p>
+    <w:p>
+      <w:pPr>
+        <w:pStyle w:val="Prrafodelista"/>
+        <w:rPr>
+          <w:lang w:val="es-CL"/>
+        </w:rPr>
+      </w:pPr>
+      <w:r>
+        <w:rPr>
+          <w:lang w:val="es-CL"/>
+        </w:rPr>
+        <w:t>“estado”: “completado”,</w:t>
+      </w:r>
+    </w:p>
+    <w:p>
+      <w:pPr>
+        <w:pStyle w:val="Prrafodelista"/>
+        <w:rPr>
+          <w:lang w:val="es-CL"/>
+        </w:rPr>
+      </w:pPr>
+      <w:r>
+        <w:rPr>
+          <w:lang w:val="es-CL"/>
+        </w:rPr>
+        <w:t>“</w:t>
+      </w:r>
+      <w:proofErr w:type="spellStart"/>
+      <w:r>
+        <w:rPr>
+          <w:lang w:val="es-CL"/>
+        </w:rPr>
+        <w:t>id_producto</w:t>
+      </w:r>
+      <w:proofErr w:type="spellEnd"/>
+      <w:r>
+        <w:rPr>
+          <w:lang w:val="es-CL"/>
+        </w:rPr>
+        <w:t>”: “PROD_01”,</w:t>
+      </w:r>
+    </w:p>
+    <w:p>
+      <w:pPr>
+        <w:pStyle w:val="Prrafodelista"/>
+        <w:rPr>
+          <w:lang w:val="es-CL"/>
+        </w:rPr>
+      </w:pPr>
+      <w:r>
+        <w:rPr>
+          <w:lang w:val="es-CL"/>
+        </w:rPr>
+        <w:t>“nombre”: “Zapatillas Running”,</w:t>
+      </w:r>
+    </w:p>
+    <w:p>
+      <w:pPr>
+        <w:pStyle w:val="Prrafodelista"/>
+        <w:rPr>
+          <w:lang w:val="es-CL"/>
+        </w:rPr>
+      </w:pPr>
+      <w:r>
+        <w:rPr>
+          <w:lang w:val="es-CL"/>
+        </w:rPr>
+        <w:t>“cantidad”: 1,</w:t>
+      </w:r>
+    </w:p>
+    <w:p>
+      <w:pPr>
+        <w:pStyle w:val="Prrafodelista"/>
+        <w:rPr>
+          <w:lang w:val="es-CL"/>
+        </w:rPr>
+      </w:pPr>
+      <w:r>
+        <w:rPr>
+          <w:lang w:val="es-CL"/>
+        </w:rPr>
         <w:t>“precio”: 89.90</w:t>
       </w:r>
       <w:r>
@@ -790,21 +1131,21 @@
         <w:rPr>
           <w:lang w:val="es-CL"/>
         </w:rPr>
-        <w:t>“categoría”: “Calzado”,</w:t>
-      </w:r>
-    </w:p>
-    <w:p>
-      <w:pPr>
-        <w:pStyle w:val="Prrafodelista"/>
-        <w:rPr>
-          <w:lang w:val="es-CL"/>
-        </w:rPr>
-      </w:pPr>
-      <w:r>
-        <w:rPr>
-          <w:lang w:val="es-CL"/>
-        </w:rPr>
-        <w:t>“descripción”: “Zapatillas ligeras para asfalto”</w:t>
+        <w:t>“cantidad”: 2,</w:t>
+      </w:r>
+    </w:p>
+    <w:p>
+      <w:pPr>
+        <w:pStyle w:val="Prrafodelista"/>
+        <w:rPr>
+          <w:lang w:val="es-CL"/>
+        </w:rPr>
+      </w:pPr>
+      <w:r>
+        <w:rPr>
+          <w:lang w:val="es-CL"/>
+        </w:rPr>
+        <w:t>“precio”: 89.90,</w:t>
       </w:r>
     </w:p>
     <w:p>
@@ -820,6 +1161,14 @@
         </w:rPr>
         <w:t>}</w:t>
       </w:r>
+    </w:p>
+    <w:p>
+      <w:pPr>
+        <w:pStyle w:val="Prrafodelista"/>
+        <w:rPr>
+          <w:lang w:val="es-CL"/>
+        </w:rPr>
+      </w:pPr>
     </w:p>
     <w:p>
       <w:pPr>
@@ -830,6 +1179,22 @@
       </w:pPr>
       <w:bookmarkStart w:id="0" w:name="_GoBack"/>
       <w:bookmarkEnd w:id="0"/>
+    </w:p>
+    <w:p>
+      <w:pPr>
+        <w:pStyle w:val="Prrafodelista"/>
+        <w:rPr>
+          <w:lang w:val="es-CL"/>
+        </w:rPr>
+      </w:pPr>
+    </w:p>
+    <w:p>
+      <w:pPr>
+        <w:pStyle w:val="Prrafodelista"/>
+        <w:rPr>
+          <w:lang w:val="es-CL"/>
+        </w:rPr>
+      </w:pPr>
     </w:p>
     <w:p>
       <w:pPr>
